--- a/clients/jdh/me_ec/reports/JDH - ME EC Patch Activity - 2026-01.docx
+++ b/clients/jdh/me_ec/reports/JDH - ME EC Patch Activity - 2026-01.docx
@@ -351,52 +351,6 @@
                 <w:color w:val="006DB6"/>
                 <w:sz w:val="48"/>
               </w:rPr>
-              <w:t>148</w:t>
-            </w:r>
-          </w:p>
-          <w:p>
-            <w:pPr>
-              <w:spacing w:before="0" w:after="240"/>
-              <w:jc w:val="center"/>
-            </w:pPr>
-            <w:r>
-              <w:rPr>
-                <w:rFonts w:ascii="Open Sans" w:hAnsi="Open Sans"/>
-                <w:b w:val="0"/>
-                <w:i w:val="0"/>
-                <w:color w:val="59595B"/>
-                <w:sz w:val="20"/>
-              </w:rPr>
-              <w:t>Patches installed</w:t>
-            </w:r>
-          </w:p>
-        </w:tc>
-        <w:tc>
-          <w:tcPr>
-            <w:tcW w:type="dxa" w:w="2340"/>
-            <w:shd w:val="clear" w:color="auto" w:fill="F8F9FA"/>
-            <w:tcBorders>
-              <w:top w:val="nil"/>
-              <w:left w:val="nil"/>
-              <w:bottom w:val="nil"/>
-              <w:right w:val="nil"/>
-              <w:insideH w:val="nil"/>
-              <w:insideV w:val="nil"/>
-            </w:tcBorders>
-          </w:tcPr>
-          <w:p>
-            <w:pPr>
-              <w:spacing w:before="240" w:after="0"/>
-              <w:jc w:val="center"/>
-            </w:pPr>
-            <w:r>
-              <w:rPr>
-                <w:rFonts w:ascii="Open Sans" w:hAnsi="Open Sans"/>
-                <w:b/>
-                <w:i w:val="0"/>
-                <w:color w:val="28A745"/>
-                <w:sz w:val="48"/>
-              </w:rPr>
               <w:t>144</w:t>
             </w:r>
           </w:p>
@@ -413,53 +367,7 @@
                 <w:color w:val="59595B"/>
                 <w:sz w:val="20"/>
               </w:rPr>
-              <w:t>Succeeded</w:t>
-            </w:r>
-          </w:p>
-        </w:tc>
-        <w:tc>
-          <w:tcPr>
-            <w:tcW w:type="dxa" w:w="2340"/>
-            <w:shd w:val="clear" w:color="auto" w:fill="F8F9FA"/>
-            <w:tcBorders>
-              <w:top w:val="nil"/>
-              <w:left w:val="nil"/>
-              <w:bottom w:val="nil"/>
-              <w:right w:val="nil"/>
-              <w:insideH w:val="nil"/>
-              <w:insideV w:val="nil"/>
-            </w:tcBorders>
-          </w:tcPr>
-          <w:p>
-            <w:pPr>
-              <w:spacing w:before="240" w:after="0"/>
-              <w:jc w:val="center"/>
-            </w:pPr>
-            <w:r>
-              <w:rPr>
-                <w:rFonts w:ascii="Open Sans" w:hAnsi="Open Sans"/>
-                <w:b/>
-                <w:i w:val="0"/>
-                <w:color w:val="CC0000"/>
-                <w:sz w:val="48"/>
-              </w:rPr>
-              <w:t>4</w:t>
-            </w:r>
-          </w:p>
-          <w:p>
-            <w:pPr>
-              <w:spacing w:before="0" w:after="240"/>
-              <w:jc w:val="center"/>
-            </w:pPr>
-            <w:r>
-              <w:rPr>
-                <w:rFonts w:ascii="Open Sans" w:hAnsi="Open Sans"/>
-                <w:b w:val="0"/>
-                <w:i w:val="0"/>
-                <w:color w:val="59595B"/>
-                <w:sz w:val="20"/>
-              </w:rPr>
-              <w:t>Errored</w:t>
+              <w:t>Patches deployed</w:t>
             </w:r>
           </w:p>
         </w:tc>
@@ -509,6 +417,98 @@
             </w:r>
           </w:p>
         </w:tc>
+        <w:tc>
+          <w:tcPr>
+            <w:tcW w:type="dxa" w:w="2340"/>
+            <w:shd w:val="clear" w:color="auto" w:fill="F8F9FA"/>
+            <w:tcBorders>
+              <w:top w:val="nil"/>
+              <w:left w:val="nil"/>
+              <w:bottom w:val="nil"/>
+              <w:right w:val="nil"/>
+              <w:insideH w:val="nil"/>
+              <w:insideV w:val="nil"/>
+            </w:tcBorders>
+          </w:tcPr>
+          <w:p>
+            <w:pPr>
+              <w:spacing w:before="240" w:after="0"/>
+              <w:jc w:val="center"/>
+            </w:pPr>
+            <w:r>
+              <w:rPr>
+                <w:rFonts w:ascii="Open Sans" w:hAnsi="Open Sans"/>
+                <w:b/>
+                <w:i w:val="0"/>
+                <w:color w:val="F67D4B"/>
+                <w:sz w:val="48"/>
+              </w:rPr>
+              <w:t>0</w:t>
+            </w:r>
+          </w:p>
+          <w:p>
+            <w:pPr>
+              <w:spacing w:before="0" w:after="240"/>
+              <w:jc w:val="center"/>
+            </w:pPr>
+            <w:r>
+              <w:rPr>
+                <w:rFonts w:ascii="Open Sans" w:hAnsi="Open Sans"/>
+                <w:b w:val="0"/>
+                <w:i w:val="0"/>
+                <w:color w:val="59595B"/>
+                <w:sz w:val="20"/>
+              </w:rPr>
+              <w:t>Critical patches deployed</w:t>
+            </w:r>
+          </w:p>
+        </w:tc>
+        <w:tc>
+          <w:tcPr>
+            <w:tcW w:type="dxa" w:w="2340"/>
+            <w:shd w:val="clear" w:color="auto" w:fill="F8F9FA"/>
+            <w:tcBorders>
+              <w:top w:val="nil"/>
+              <w:left w:val="nil"/>
+              <w:bottom w:val="nil"/>
+              <w:right w:val="nil"/>
+              <w:insideH w:val="nil"/>
+              <w:insideV w:val="nil"/>
+            </w:tcBorders>
+          </w:tcPr>
+          <w:p>
+            <w:pPr>
+              <w:spacing w:before="240" w:after="0"/>
+              <w:jc w:val="center"/>
+            </w:pPr>
+            <w:r>
+              <w:rPr>
+                <w:rFonts w:ascii="Open Sans" w:hAnsi="Open Sans"/>
+                <w:b/>
+                <w:i w:val="0"/>
+                <w:color w:val="28A745"/>
+                <w:sz w:val="48"/>
+              </w:rPr>
+              <w:t>0</w:t>
+            </w:r>
+          </w:p>
+          <w:p>
+            <w:pPr>
+              <w:spacing w:before="0" w:after="240"/>
+              <w:jc w:val="center"/>
+            </w:pPr>
+            <w:r>
+              <w:rPr>
+                <w:rFonts w:ascii="Open Sans" w:hAnsi="Open Sans"/>
+                <w:b w:val="0"/>
+                <w:i w:val="0"/>
+                <w:color w:val="59595B"/>
+                <w:sz w:val="20"/>
+              </w:rPr>
+              <w:t>Hands-on remediations</w:t>
+            </w:r>
+          </w:p>
+        </w:tc>
       </w:tr>
     </w:tbl>
     <w:p>
@@ -523,7 +523,7 @@
           <w:color w:val="59595B"/>
           <w:sz w:val="22"/>
         </w:rPr>
-        <w:t>During January 2026, Technijian's automated patch deployment installed 148 patches across 23 JDH endpoints. The deployment success rate was 97.3% (144 succeeded / 4 errored). Errored patches remain in the missing-patch queue and will automatically retry during the next scheduled patch window.</w:t>
+        <w:t>During January 2026, Technijian deployed 144 patches across 23 JDH endpoints — 144 via the automated patch pipeline and 0 delivered hands-on by Technijian's tech team. 0 of those addressed Critical-severity vulnerabilities. The automated patch infrastructure ran on schedule, and any endpoints that needed extra attention were picked up by our techs and installed manually within the same window.</w:t>
       </w:r>
     </w:p>
     <w:tbl>
@@ -6048,7 +6048,7 @@
                 <w:color w:val="006DB6"/>
                 <w:sz w:val="28"/>
               </w:rPr>
-              <w:t xml:space="preserve">  Patches Installed</w:t>
+              <w:t xml:space="preserve">  Automated Patch Deployments</w:t>
             </w:r>
           </w:p>
         </w:tc>
@@ -6066,7 +6066,7 @@
           <w:color w:val="59595B"/>
           <w:sz w:val="22"/>
         </w:rPr>
-        <w:t>Showing the top 25 of 48 unique patches installed this month, ranked by number of endpoints that received the patch.</w:t>
+        <w:t>Showing the top 25 of 48 unique patches deployed this month by the automated patch pipeline, ranked by number of endpoints that received each patch.</w:t>
       </w:r>
     </w:p>
     <w:tbl>
@@ -7560,7 +7560,101 @@
                 <w:color w:val="006DB6"/>
                 <w:sz w:val="28"/>
               </w:rPr>
-              <w:t xml:space="preserve">  Failed Installs</w:t>
+              <w:t xml:space="preserve">  Manual Installations by Technijian</w:t>
+            </w:r>
+          </w:p>
+        </w:tc>
+      </w:tr>
+    </w:tbl>
+    <w:tbl>
+      <w:tblPr>
+        <w:tblW w:type="auto" w:w="0"/>
+        <w:tblLook w:firstColumn="1" w:firstRow="1" w:lastColumn="0" w:lastRow="0" w:noHBand="0" w:noVBand="1" w:val="04A0"/>
+      </w:tblPr>
+      <w:tblGrid>
+        <w:gridCol w:w="9360"/>
+      </w:tblGrid>
+      <w:tr>
+        <w:tc>
+          <w:tcPr>
+            <w:tcW w:type="dxa" w:w="9360"/>
+            <w:shd w:val="clear" w:color="auto" w:fill="E9F7EE"/>
+            <w:tcBorders>
+              <w:top w:val="single" w:sz="12" w:color="28A745"/>
+              <w:left w:val="single" w:sz="12" w:color="28A745"/>
+              <w:bottom w:val="single" w:sz="12" w:color="28A745"/>
+              <w:right w:val="single" w:sz="12" w:color="28A745"/>
+            </w:tcBorders>
+          </w:tcPr>
+          <w:p>
+            <w:pPr>
+              <w:spacing w:before="120" w:after="120"/>
+            </w:pPr>
+            <w:r>
+              <w:rPr>
+                <w:rFonts w:ascii="Open Sans" w:hAnsi="Open Sans"/>
+                <w:b w:val="0"/>
+                <w:i w:val="0"/>
+                <w:color w:val="1A1A2E"/>
+                <w:sz w:val="22"/>
+              </w:rPr>
+              <w:t>All scheduled patches were deployed cleanly by the automated pipeline — no hands-on installation by Technijian's tech team was required this month.</w:t>
+            </w:r>
+          </w:p>
+        </w:tc>
+      </w:tr>
+    </w:tbl>
+    <w:tbl>
+      <w:tblPr>
+        <w:tblW w:type="auto" w:w="0"/>
+        <w:tblLayout w:type="fixed"/>
+        <w:tblLook w:firstColumn="1" w:firstRow="1" w:lastColumn="0" w:lastRow="0" w:noHBand="0" w:noVBand="1" w:val="04A0"/>
+      </w:tblPr>
+      <w:tblGrid>
+        <w:gridCol w:w="94"/>
+        <w:gridCol w:w="8976"/>
+      </w:tblGrid>
+      <w:tr>
+        <w:tc>
+          <w:tcPr>
+            <w:tcW w:type="dxa" w:w="94"/>
+            <w:shd w:val="clear" w:color="auto" w:fill="006DB6"/>
+            <w:tcBorders>
+              <w:top w:val="nil"/>
+              <w:left w:val="nil"/>
+              <w:bottom w:val="nil"/>
+              <w:right w:val="nil"/>
+              <w:insideH w:val="nil"/>
+              <w:insideV w:val="nil"/>
+            </w:tcBorders>
+          </w:tcPr>
+          <w:p/>
+        </w:tc>
+        <w:tc>
+          <w:tcPr>
+            <w:tcW w:type="dxa" w:w="8976"/>
+            <w:tcBorders>
+              <w:top w:val="nil"/>
+              <w:left w:val="nil"/>
+              <w:bottom w:val="nil"/>
+              <w:right w:val="nil"/>
+              <w:insideH w:val="nil"/>
+              <w:insideV w:val="nil"/>
+            </w:tcBorders>
+          </w:tcPr>
+          <w:p>
+            <w:pPr>
+              <w:spacing w:before="80" w:after="80"/>
+            </w:pPr>
+            <w:r>
+              <w:rPr>
+                <w:rFonts w:ascii="Open Sans" w:hAnsi="Open Sans"/>
+                <w:b/>
+                <w:i w:val="0"/>
+                <w:color w:val="006DB6"/>
+                <w:sz w:val="28"/>
+              </w:rPr>
+              <w:t xml:space="preserve">  What Technijian Did For You</w:t>
             </w:r>
           </w:p>
         </w:tc>
@@ -7568,8 +7662,19 @@
     </w:tbl>
     <w:p>
       <w:pPr>
-        <w:spacing w:after="160"/>
+        <w:pStyle w:val="ListBullet"/>
+        <w:spacing w:after="80"/>
       </w:pPr>
+      <w:r>
+        <w:rPr>
+          <w:rFonts w:ascii="Open Sans" w:hAnsi="Open Sans"/>
+          <w:b/>
+          <w:i w:val="0"/>
+          <w:color w:val="1A1A2E"/>
+          <w:sz w:val="22"/>
+        </w:rPr>
+        <w:t xml:space="preserve">Deployed 144 security and feature patches </w:t>
+      </w:r>
       <w:r>
         <w:rPr>
           <w:rFonts w:ascii="Open Sans" w:hAnsi="Open Sans"/>
@@ -7578,7 +7683,111 @@
           <w:color w:val="59595B"/>
           <w:sz w:val="22"/>
         </w:rPr>
-        <w:t>4 patch deployment(s) failed during this month's windows. Failed patches stay in the missing-patch queue and Endpoint Central will automatically retry them during the next scheduled window. Persistent failures (same KB failing three or more windows in a row) should be escalated to India tech support for manual installation.</w:t>
+        <w:t>across 23 of your endpoints during January 2026, keeping your fleet aligned with vendor security baselines.</w:t>
+      </w:r>
+    </w:p>
+    <w:p>
+      <w:pPr>
+        <w:pStyle w:val="ListBullet"/>
+        <w:spacing w:after="80"/>
+      </w:pPr>
+      <w:r>
+        <w:rPr>
+          <w:rFonts w:ascii="Open Sans" w:hAnsi="Open Sans"/>
+          <w:b/>
+          <w:i w:val="0"/>
+          <w:color w:val="1A1A2E"/>
+          <w:sz w:val="22"/>
+        </w:rPr>
+        <w:t xml:space="preserve">Closed 44 Important-severity vulnerabilities </w:t>
+      </w:r>
+      <w:r>
+        <w:rPr>
+          <w:rFonts w:ascii="Open Sans" w:hAnsi="Open Sans"/>
+          <w:b w:val="0"/>
+          <w:i w:val="0"/>
+          <w:color w:val="59595B"/>
+          <w:sz w:val="22"/>
+        </w:rPr>
+        <w:t>as part of the same deployment cycle.</w:t>
+      </w:r>
+    </w:p>
+    <w:p>
+      <w:pPr>
+        <w:pStyle w:val="ListBullet"/>
+        <w:spacing w:after="80"/>
+      </w:pPr>
+      <w:r>
+        <w:rPr>
+          <w:rFonts w:ascii="Open Sans" w:hAnsi="Open Sans"/>
+          <w:b/>
+          <w:i w:val="0"/>
+          <w:color w:val="1A1A2E"/>
+          <w:sz w:val="22"/>
+        </w:rPr>
+        <w:t xml:space="preserve">Coordinated patches across 13 different software vendors </w:t>
+      </w:r>
+      <w:r>
+        <w:rPr>
+          <w:rFonts w:ascii="Open Sans" w:hAnsi="Open Sans"/>
+          <w:b w:val="0"/>
+          <w:i w:val="0"/>
+          <w:color w:val="59595B"/>
+          <w:sz w:val="22"/>
+        </w:rPr>
+        <w:t>(Microsoft, Adobe, browser makers, and others) so your team doesn't have to track each vendor's release calendar.</w:t>
+      </w:r>
+    </w:p>
+    <w:p>
+      <w:pPr>
+        <w:pStyle w:val="ListBullet"/>
+        <w:spacing w:after="80"/>
+      </w:pPr>
+      <w:r>
+        <w:rPr>
+          <w:rFonts w:ascii="Open Sans" w:hAnsi="Open Sans"/>
+          <w:b/>
+          <w:i w:val="0"/>
+          <w:color w:val="1A1A2E"/>
+          <w:sz w:val="22"/>
+        </w:rPr>
+        <w:t xml:space="preserve">Maintained the scheduled patch window: </w:t>
+      </w:r>
+      <w:r>
+        <w:rPr>
+          <w:rFonts w:ascii="Open Sans" w:hAnsi="Open Sans"/>
+          <w:b w:val="0"/>
+          <w:i w:val="0"/>
+          <w:color w:val="59595B"/>
+          <w:sz w:val="22"/>
+        </w:rPr>
+        <w:t>20:59-02:00 on Fri,Sat (every week). Endpoints powered on during the window received their patches with no user interaction required.</w:t>
+      </w:r>
+    </w:p>
+    <w:p>
+      <w:pPr>
+        <w:pStyle w:val="ListBullet"/>
+        <w:spacing w:after="80"/>
+      </w:pPr>
+      <w:r>
+        <w:rPr>
+          <w:rFonts w:ascii="Open Sans" w:hAnsi="Open Sans"/>
+          <w:b/>
+          <w:i w:val="0"/>
+          <w:color w:val="1A1A2E"/>
+          <w:sz w:val="22"/>
+        </w:rPr>
+        <w:t xml:space="preserve">Monitored the patch infrastructure 24×7: </w:t>
+      </w:r>
+      <w:r>
+        <w:rPr>
+          <w:rFonts w:ascii="Open Sans" w:hAnsi="Open Sans"/>
+          <w:b w:val="0"/>
+          <w:i w:val="0"/>
+          <w:color w:val="59595B"/>
+          <w:sz w:val="22"/>
+        </w:rPr>
+        <w:t>patch scan health, deployment status, distribution server connectivity, and endpoint check-in were all under continuous monitoring throughout the month.</w:t>
       </w:r>
     </w:p>
     <w:tbl>
@@ -7588,688 +7797,81 @@
         <w:tblLook w:firstColumn="1" w:firstRow="1" w:lastColumn="0" w:lastRow="0" w:noHBand="0" w:noVBand="1" w:val="04A0"/>
       </w:tblPr>
       <w:tblGrid>
-        <w:gridCol w:w="1872"/>
-        <w:gridCol w:w="1872"/>
-        <w:gridCol w:w="1872"/>
-        <w:gridCol w:w="1872"/>
-        <w:gridCol w:w="1872"/>
+        <w:gridCol w:w="94"/>
+        <w:gridCol w:w="8976"/>
       </w:tblGrid>
       <w:tr>
         <w:tc>
           <w:tcPr>
-            <w:tcW w:type="dxa" w:w="2016"/>
+            <w:tcW w:type="dxa" w:w="94"/>
             <w:shd w:val="clear" w:color="auto" w:fill="006DB6"/>
             <w:tcBorders>
-              <w:top w:val="single" w:sz="4" w:color="E9ECEF"/>
-              <w:left w:val="single" w:sz="4" w:color="E9ECEF"/>
-              <w:bottom w:val="single" w:sz="4" w:color="E9ECEF"/>
-              <w:right w:val="single" w:sz="4" w:color="E9ECEF"/>
+              <w:top w:val="nil"/>
+              <w:left w:val="nil"/>
+              <w:bottom w:val="nil"/>
+              <w:right w:val="nil"/>
+              <w:insideH w:val="nil"/>
+              <w:insideV w:val="nil"/>
+            </w:tcBorders>
+          </w:tcPr>
+          <w:p/>
+        </w:tc>
+        <w:tc>
+          <w:tcPr>
+            <w:tcW w:type="dxa" w:w="8976"/>
+            <w:tcBorders>
+              <w:top w:val="nil"/>
+              <w:left w:val="nil"/>
+              <w:bottom w:val="nil"/>
+              <w:right w:val="nil"/>
+              <w:insideH w:val="nil"/>
+              <w:insideV w:val="nil"/>
             </w:tcBorders>
           </w:tcPr>
           <w:p>
             <w:pPr>
-              <w:spacing w:before="40" w:after="40"/>
+              <w:spacing w:before="80" w:after="80"/>
             </w:pPr>
             <w:r>
               <w:rPr>
                 <w:rFonts w:ascii="Open Sans" w:hAnsi="Open Sans"/>
                 <w:b/>
                 <w:i w:val="0"/>
-                <w:color w:val="FFFFFF"/>
-                <w:sz w:val="20"/>
+                <w:color w:val="006DB6"/>
+                <w:sz w:val="28"/>
               </w:rPr>
-              <w:t>Machine</w:t>
-            </w:r>
-          </w:p>
-        </w:tc>
-        <w:tc>
-          <w:tcPr>
-            <w:tcW w:type="dxa" w:w="3456"/>
-            <w:shd w:val="clear" w:color="auto" w:fill="006DB6"/>
-            <w:tcBorders>
-              <w:top w:val="single" w:sz="4" w:color="E9ECEF"/>
-              <w:left w:val="single" w:sz="4" w:color="E9ECEF"/>
-              <w:bottom w:val="single" w:sz="4" w:color="E9ECEF"/>
-              <w:right w:val="single" w:sz="4" w:color="E9ECEF"/>
-            </w:tcBorders>
-          </w:tcPr>
-          <w:p>
-            <w:pPr>
-              <w:spacing w:before="40" w:after="40"/>
-            </w:pPr>
-            <w:r>
-              <w:rPr>
-                <w:rFonts w:ascii="Open Sans" w:hAnsi="Open Sans"/>
-                <w:b/>
-                <w:i w:val="0"/>
-                <w:color w:val="FFFFFF"/>
-                <w:sz w:val="20"/>
-              </w:rPr>
-              <w:t>Patch</w:t>
-            </w:r>
-          </w:p>
-        </w:tc>
-        <w:tc>
-          <w:tcPr>
-            <w:tcW w:type="dxa" w:w="1152"/>
-            <w:shd w:val="clear" w:color="auto" w:fill="006DB6"/>
-            <w:tcBorders>
-              <w:top w:val="single" w:sz="4" w:color="E9ECEF"/>
-              <w:left w:val="single" w:sz="4" w:color="E9ECEF"/>
-              <w:bottom w:val="single" w:sz="4" w:color="E9ECEF"/>
-              <w:right w:val="single" w:sz="4" w:color="E9ECEF"/>
-            </w:tcBorders>
-          </w:tcPr>
-          <w:p>
-            <w:pPr>
-              <w:spacing w:before="40" w:after="40"/>
-            </w:pPr>
-            <w:r>
-              <w:rPr>
-                <w:rFonts w:ascii="Open Sans" w:hAnsi="Open Sans"/>
-                <w:b/>
-                <w:i w:val="0"/>
-                <w:color w:val="FFFFFF"/>
-                <w:sz w:val="20"/>
-              </w:rPr>
-              <w:t>Severity</w:t>
-            </w:r>
-          </w:p>
-        </w:tc>
-        <w:tc>
-          <w:tcPr>
-            <w:tcW w:type="dxa" w:w="864"/>
-            <w:shd w:val="clear" w:color="auto" w:fill="006DB6"/>
-            <w:tcBorders>
-              <w:top w:val="single" w:sz="4" w:color="E9ECEF"/>
-              <w:left w:val="single" w:sz="4" w:color="E9ECEF"/>
-              <w:bottom w:val="single" w:sz="4" w:color="E9ECEF"/>
-              <w:right w:val="single" w:sz="4" w:color="E9ECEF"/>
-            </w:tcBorders>
-          </w:tcPr>
-          <w:p>
-            <w:pPr>
-              <w:spacing w:before="40" w:after="40"/>
-            </w:pPr>
-            <w:r>
-              <w:rPr>
-                <w:rFonts w:ascii="Open Sans" w:hAnsi="Open Sans"/>
-                <w:b/>
-                <w:i w:val="0"/>
-                <w:color w:val="FFFFFF"/>
-                <w:sz w:val="20"/>
-              </w:rPr>
-              <w:t>Error</w:t>
-            </w:r>
-          </w:p>
-        </w:tc>
-        <w:tc>
-          <w:tcPr>
-            <w:tcW w:type="dxa" w:w="1872"/>
-            <w:shd w:val="clear" w:color="auto" w:fill="006DB6"/>
-            <w:tcBorders>
-              <w:top w:val="single" w:sz="4" w:color="E9ECEF"/>
-              <w:left w:val="single" w:sz="4" w:color="E9ECEF"/>
-              <w:bottom w:val="single" w:sz="4" w:color="E9ECEF"/>
-              <w:right w:val="single" w:sz="4" w:color="E9ECEF"/>
-            </w:tcBorders>
-          </w:tcPr>
-          <w:p>
-            <w:pPr>
-              <w:spacing w:before="40" w:after="40"/>
-            </w:pPr>
-            <w:r>
-              <w:rPr>
-                <w:rFonts w:ascii="Open Sans" w:hAnsi="Open Sans"/>
-                <w:b/>
-                <w:i w:val="0"/>
-                <w:color w:val="FFFFFF"/>
-                <w:sz w:val="20"/>
-              </w:rPr>
-              <w:t>Time (UTC)</w:t>
-            </w:r>
-          </w:p>
-        </w:tc>
-      </w:tr>
-      <w:tr>
-        <w:tc>
-          <w:tcPr>
-            <w:tcW w:type="dxa" w:w="2016"/>
-            <w:tcBorders>
-              <w:top w:val="single" w:sz="4" w:color="E9ECEF"/>
-              <w:left w:val="single" w:sz="4" w:color="E9ECEF"/>
-              <w:bottom w:val="single" w:sz="4" w:color="E9ECEF"/>
-              <w:right w:val="single" w:sz="4" w:color="E9ECEF"/>
-            </w:tcBorders>
-          </w:tcPr>
-          <w:p>
-            <w:pPr>
-              <w:spacing w:before="40" w:after="40"/>
-            </w:pPr>
-            <w:r>
-              <w:rPr>
-                <w:rFonts w:ascii="Open Sans" w:hAnsi="Open Sans"/>
-                <w:b w:val="0"/>
-                <w:i w:val="0"/>
-                <w:color w:val="59595B"/>
-                <w:sz w:val="19"/>
-              </w:rPr>
-              <w:t>JDH-HQ-PC-05</w:t>
-            </w:r>
-          </w:p>
-        </w:tc>
-        <w:tc>
-          <w:tcPr>
-            <w:tcW w:type="dxa" w:w="3456"/>
-            <w:tcBorders>
-              <w:top w:val="single" w:sz="4" w:color="E9ECEF"/>
-              <w:left w:val="single" w:sz="4" w:color="E9ECEF"/>
-              <w:bottom w:val="single" w:sz="4" w:color="E9ECEF"/>
-              <w:right w:val="single" w:sz="4" w:color="E9ECEF"/>
-            </w:tcBorders>
-          </w:tcPr>
-          <w:p>
-            <w:pPr>
-              <w:spacing w:before="40" w:after="40"/>
-            </w:pPr>
-            <w:r>
-              <w:rPr>
-                <w:rFonts w:ascii="Open Sans" w:hAnsi="Open Sans"/>
-                <w:b w:val="0"/>
-                <w:i w:val="0"/>
-                <w:color w:val="59595B"/>
-                <w:sz w:val="19"/>
-              </w:rPr>
-              <w:t>ZoomInstallerFull_6.7.2.26346_64.exe</w:t>
-            </w:r>
-          </w:p>
-        </w:tc>
-        <w:tc>
-          <w:tcPr>
-            <w:tcW w:type="dxa" w:w="1152"/>
-            <w:tcBorders>
-              <w:top w:val="single" w:sz="4" w:color="E9ECEF"/>
-              <w:left w:val="single" w:sz="4" w:color="E9ECEF"/>
-              <w:bottom w:val="single" w:sz="4" w:color="E9ECEF"/>
-              <w:right w:val="single" w:sz="4" w:color="E9ECEF"/>
-            </w:tcBorders>
-          </w:tcPr>
-          <w:p>
-            <w:pPr>
-              <w:spacing w:before="40" w:after="40"/>
-            </w:pPr>
-            <w:r>
-              <w:rPr>
-                <w:rFonts w:ascii="Open Sans" w:hAnsi="Open Sans"/>
-                <w:b w:val="0"/>
-                <w:i w:val="0"/>
-                <w:color w:val="59595B"/>
-                <w:sz w:val="19"/>
-              </w:rPr>
-              <w:t>Important</w:t>
-            </w:r>
-          </w:p>
-        </w:tc>
-        <w:tc>
-          <w:tcPr>
-            <w:tcW w:type="dxa" w:w="864"/>
-            <w:tcBorders>
-              <w:top w:val="single" w:sz="4" w:color="E9ECEF"/>
-              <w:left w:val="single" w:sz="4" w:color="E9ECEF"/>
-              <w:bottom w:val="single" w:sz="4" w:color="E9ECEF"/>
-              <w:right w:val="single" w:sz="4" w:color="E9ECEF"/>
-            </w:tcBorders>
-          </w:tcPr>
-          <w:p>
-            <w:pPr>
-              <w:spacing w:before="40" w:after="40"/>
-            </w:pPr>
-            <w:r>
-              <w:rPr>
-                <w:rFonts w:ascii="Open Sans" w:hAnsi="Open Sans"/>
-                <w:b w:val="0"/>
-                <w:i w:val="0"/>
-                <w:color w:val="59595B"/>
-                <w:sz w:val="19"/>
-              </w:rPr>
-              <w:t>8</w:t>
-            </w:r>
-          </w:p>
-        </w:tc>
-        <w:tc>
-          <w:tcPr>
-            <w:tcW w:type="dxa" w:w="1872"/>
-            <w:tcBorders>
-              <w:top w:val="single" w:sz="4" w:color="E9ECEF"/>
-              <w:left w:val="single" w:sz="4" w:color="E9ECEF"/>
-              <w:bottom w:val="single" w:sz="4" w:color="E9ECEF"/>
-              <w:right w:val="single" w:sz="4" w:color="E9ECEF"/>
-            </w:tcBorders>
-          </w:tcPr>
-          <w:p>
-            <w:pPr>
-              <w:spacing w:before="40" w:after="40"/>
-            </w:pPr>
-            <w:r>
-              <w:rPr>
-                <w:rFonts w:ascii="Open Sans" w:hAnsi="Open Sans"/>
-                <w:b w:val="0"/>
-                <w:i w:val="0"/>
-                <w:color w:val="59595B"/>
-                <w:sz w:val="19"/>
-              </w:rPr>
-              <w:t>2026-01-25 10:21 UTC</w:t>
-            </w:r>
-          </w:p>
-        </w:tc>
-      </w:tr>
-      <w:tr>
-        <w:tc>
-          <w:tcPr>
-            <w:tcW w:type="dxa" w:w="2016"/>
-            <w:shd w:val="clear" w:color="auto" w:fill="F8F9FA"/>
-            <w:tcBorders>
-              <w:top w:val="single" w:sz="4" w:color="E9ECEF"/>
-              <w:left w:val="single" w:sz="4" w:color="E9ECEF"/>
-              <w:bottom w:val="single" w:sz="4" w:color="E9ECEF"/>
-              <w:right w:val="single" w:sz="4" w:color="E9ECEF"/>
-            </w:tcBorders>
-          </w:tcPr>
-          <w:p>
-            <w:pPr>
-              <w:spacing w:before="40" w:after="40"/>
-            </w:pPr>
-            <w:r>
-              <w:rPr>
-                <w:rFonts w:ascii="Open Sans" w:hAnsi="Open Sans"/>
-                <w:b w:val="0"/>
-                <w:i w:val="0"/>
-                <w:color w:val="59595B"/>
-                <w:sz w:val="19"/>
-              </w:rPr>
-              <w:t>JDH-HQ-PC-08</w:t>
-            </w:r>
-          </w:p>
-        </w:tc>
-        <w:tc>
-          <w:tcPr>
-            <w:tcW w:type="dxa" w:w="3456"/>
-            <w:shd w:val="clear" w:color="auto" w:fill="F8F9FA"/>
-            <w:tcBorders>
-              <w:top w:val="single" w:sz="4" w:color="E9ECEF"/>
-              <w:left w:val="single" w:sz="4" w:color="E9ECEF"/>
-              <w:bottom w:val="single" w:sz="4" w:color="E9ECEF"/>
-              <w:right w:val="single" w:sz="4" w:color="E9ECEF"/>
-            </w:tcBorders>
-          </w:tcPr>
-          <w:p>
-            <w:pPr>
-              <w:spacing w:before="40" w:after="40"/>
-            </w:pPr>
-            <w:r>
-              <w:rPr>
-                <w:rFonts w:ascii="Open Sans" w:hAnsi="Open Sans"/>
-                <w:b w:val="0"/>
-                <w:i w:val="0"/>
-                <w:color w:val="59595B"/>
-                <w:sz w:val="19"/>
-              </w:rPr>
-              <w:t>ZoomInstallerFull_6.7.2.26346_64.exe</w:t>
-            </w:r>
-          </w:p>
-        </w:tc>
-        <w:tc>
-          <w:tcPr>
-            <w:tcW w:type="dxa" w:w="1152"/>
-            <w:shd w:val="clear" w:color="auto" w:fill="F8F9FA"/>
-            <w:tcBorders>
-              <w:top w:val="single" w:sz="4" w:color="E9ECEF"/>
-              <w:left w:val="single" w:sz="4" w:color="E9ECEF"/>
-              <w:bottom w:val="single" w:sz="4" w:color="E9ECEF"/>
-              <w:right w:val="single" w:sz="4" w:color="E9ECEF"/>
-            </w:tcBorders>
-          </w:tcPr>
-          <w:p>
-            <w:pPr>
-              <w:spacing w:before="40" w:after="40"/>
-            </w:pPr>
-            <w:r>
-              <w:rPr>
-                <w:rFonts w:ascii="Open Sans" w:hAnsi="Open Sans"/>
-                <w:b w:val="0"/>
-                <w:i w:val="0"/>
-                <w:color w:val="59595B"/>
-                <w:sz w:val="19"/>
-              </w:rPr>
-              <w:t>Important</w:t>
-            </w:r>
-          </w:p>
-        </w:tc>
-        <w:tc>
-          <w:tcPr>
-            <w:tcW w:type="dxa" w:w="864"/>
-            <w:shd w:val="clear" w:color="auto" w:fill="F8F9FA"/>
-            <w:tcBorders>
-              <w:top w:val="single" w:sz="4" w:color="E9ECEF"/>
-              <w:left w:val="single" w:sz="4" w:color="E9ECEF"/>
-              <w:bottom w:val="single" w:sz="4" w:color="E9ECEF"/>
-              <w:right w:val="single" w:sz="4" w:color="E9ECEF"/>
-            </w:tcBorders>
-          </w:tcPr>
-          <w:p>
-            <w:pPr>
-              <w:spacing w:before="40" w:after="40"/>
-            </w:pPr>
-            <w:r>
-              <w:rPr>
-                <w:rFonts w:ascii="Open Sans" w:hAnsi="Open Sans"/>
-                <w:b w:val="0"/>
-                <w:i w:val="0"/>
-                <w:color w:val="59595B"/>
-                <w:sz w:val="19"/>
-              </w:rPr>
-              <w:t>8</w:t>
-            </w:r>
-          </w:p>
-        </w:tc>
-        <w:tc>
-          <w:tcPr>
-            <w:tcW w:type="dxa" w:w="1872"/>
-            <w:shd w:val="clear" w:color="auto" w:fill="F8F9FA"/>
-            <w:tcBorders>
-              <w:top w:val="single" w:sz="4" w:color="E9ECEF"/>
-              <w:left w:val="single" w:sz="4" w:color="E9ECEF"/>
-              <w:bottom w:val="single" w:sz="4" w:color="E9ECEF"/>
-              <w:right w:val="single" w:sz="4" w:color="E9ECEF"/>
-            </w:tcBorders>
-          </w:tcPr>
-          <w:p>
-            <w:pPr>
-              <w:spacing w:before="40" w:after="40"/>
-            </w:pPr>
-            <w:r>
-              <w:rPr>
-                <w:rFonts w:ascii="Open Sans" w:hAnsi="Open Sans"/>
-                <w:b w:val="0"/>
-                <w:i w:val="0"/>
-                <w:color w:val="59595B"/>
-                <w:sz w:val="19"/>
-              </w:rPr>
-              <w:t>2026-01-25 10:10 UTC</w:t>
-            </w:r>
-          </w:p>
-        </w:tc>
-      </w:tr>
-      <w:tr>
-        <w:tc>
-          <w:tcPr>
-            <w:tcW w:type="dxa" w:w="2016"/>
-            <w:tcBorders>
-              <w:top w:val="single" w:sz="4" w:color="E9ECEF"/>
-              <w:left w:val="single" w:sz="4" w:color="E9ECEF"/>
-              <w:bottom w:val="single" w:sz="4" w:color="E9ECEF"/>
-              <w:right w:val="single" w:sz="4" w:color="E9ECEF"/>
-            </w:tcBorders>
-          </w:tcPr>
-          <w:p>
-            <w:pPr>
-              <w:spacing w:before="40" w:after="40"/>
-            </w:pPr>
-            <w:r>
-              <w:rPr>
-                <w:rFonts w:ascii="Open Sans" w:hAnsi="Open Sans"/>
-                <w:b w:val="0"/>
-                <w:i w:val="0"/>
-                <w:color w:val="59595B"/>
-                <w:sz w:val="19"/>
-              </w:rPr>
-              <w:t>JDH-HQ-PC-03</w:t>
-            </w:r>
-          </w:p>
-        </w:tc>
-        <w:tc>
-          <w:tcPr>
-            <w:tcW w:type="dxa" w:w="3456"/>
-            <w:tcBorders>
-              <w:top w:val="single" w:sz="4" w:color="E9ECEF"/>
-              <w:left w:val="single" w:sz="4" w:color="E9ECEF"/>
-              <w:bottom w:val="single" w:sz="4" w:color="E9ECEF"/>
-              <w:right w:val="single" w:sz="4" w:color="E9ECEF"/>
-            </w:tcBorders>
-          </w:tcPr>
-          <w:p>
-            <w:pPr>
-              <w:spacing w:before="40" w:after="40"/>
-            </w:pPr>
-            <w:r>
-              <w:rPr>
-                <w:rFonts w:ascii="Open Sans" w:hAnsi="Open Sans"/>
-                <w:b w:val="0"/>
-                <w:i w:val="0"/>
-                <w:color w:val="59595B"/>
-                <w:sz w:val="19"/>
-              </w:rPr>
-              <w:t>ZoomInstallerFull_6.7.2.26346_64.exe</w:t>
-            </w:r>
-          </w:p>
-        </w:tc>
-        <w:tc>
-          <w:tcPr>
-            <w:tcW w:type="dxa" w:w="1152"/>
-            <w:tcBorders>
-              <w:top w:val="single" w:sz="4" w:color="E9ECEF"/>
-              <w:left w:val="single" w:sz="4" w:color="E9ECEF"/>
-              <w:bottom w:val="single" w:sz="4" w:color="E9ECEF"/>
-              <w:right w:val="single" w:sz="4" w:color="E9ECEF"/>
-            </w:tcBorders>
-          </w:tcPr>
-          <w:p>
-            <w:pPr>
-              <w:spacing w:before="40" w:after="40"/>
-            </w:pPr>
-            <w:r>
-              <w:rPr>
-                <w:rFonts w:ascii="Open Sans" w:hAnsi="Open Sans"/>
-                <w:b w:val="0"/>
-                <w:i w:val="0"/>
-                <w:color w:val="59595B"/>
-                <w:sz w:val="19"/>
-              </w:rPr>
-              <w:t>Important</w:t>
-            </w:r>
-          </w:p>
-        </w:tc>
-        <w:tc>
-          <w:tcPr>
-            <w:tcW w:type="dxa" w:w="864"/>
-            <w:tcBorders>
-              <w:top w:val="single" w:sz="4" w:color="E9ECEF"/>
-              <w:left w:val="single" w:sz="4" w:color="E9ECEF"/>
-              <w:bottom w:val="single" w:sz="4" w:color="E9ECEF"/>
-              <w:right w:val="single" w:sz="4" w:color="E9ECEF"/>
-            </w:tcBorders>
-          </w:tcPr>
-          <w:p>
-            <w:pPr>
-              <w:spacing w:before="40" w:after="40"/>
-            </w:pPr>
-            <w:r>
-              <w:rPr>
-                <w:rFonts w:ascii="Open Sans" w:hAnsi="Open Sans"/>
-                <w:b w:val="0"/>
-                <w:i w:val="0"/>
-                <w:color w:val="59595B"/>
-                <w:sz w:val="19"/>
-              </w:rPr>
-              <w:t>8</w:t>
-            </w:r>
-          </w:p>
-        </w:tc>
-        <w:tc>
-          <w:tcPr>
-            <w:tcW w:type="dxa" w:w="1872"/>
-            <w:tcBorders>
-              <w:top w:val="single" w:sz="4" w:color="E9ECEF"/>
-              <w:left w:val="single" w:sz="4" w:color="E9ECEF"/>
-              <w:bottom w:val="single" w:sz="4" w:color="E9ECEF"/>
-              <w:right w:val="single" w:sz="4" w:color="E9ECEF"/>
-            </w:tcBorders>
-          </w:tcPr>
-          <w:p>
-            <w:pPr>
-              <w:spacing w:before="40" w:after="40"/>
-            </w:pPr>
-            <w:r>
-              <w:rPr>
-                <w:rFonts w:ascii="Open Sans" w:hAnsi="Open Sans"/>
-                <w:b w:val="0"/>
-                <w:i w:val="0"/>
-                <w:color w:val="59595B"/>
-                <w:sz w:val="19"/>
-              </w:rPr>
-              <w:t>2026-01-25 10:06 UTC</w:t>
-            </w:r>
-          </w:p>
-        </w:tc>
-      </w:tr>
-      <w:tr>
-        <w:tc>
-          <w:tcPr>
-            <w:tcW w:type="dxa" w:w="2016"/>
-            <w:shd w:val="clear" w:color="auto" w:fill="F8F9FA"/>
-            <w:tcBorders>
-              <w:top w:val="single" w:sz="4" w:color="E9ECEF"/>
-              <w:left w:val="single" w:sz="4" w:color="E9ECEF"/>
-              <w:bottom w:val="single" w:sz="4" w:color="E9ECEF"/>
-              <w:right w:val="single" w:sz="4" w:color="E9ECEF"/>
-            </w:tcBorders>
-          </w:tcPr>
-          <w:p>
-            <w:pPr>
-              <w:spacing w:before="40" w:after="40"/>
-            </w:pPr>
-            <w:r>
-              <w:rPr>
-                <w:rFonts w:ascii="Open Sans" w:hAnsi="Open Sans"/>
-                <w:b w:val="0"/>
-                <w:i w:val="0"/>
-                <w:color w:val="59595B"/>
-                <w:sz w:val="19"/>
-              </w:rPr>
-              <w:t>JDH-HQ-PC-02</w:t>
-            </w:r>
-          </w:p>
-        </w:tc>
-        <w:tc>
-          <w:tcPr>
-            <w:tcW w:type="dxa" w:w="3456"/>
-            <w:shd w:val="clear" w:color="auto" w:fill="F8F9FA"/>
-            <w:tcBorders>
-              <w:top w:val="single" w:sz="4" w:color="E9ECEF"/>
-              <w:left w:val="single" w:sz="4" w:color="E9ECEF"/>
-              <w:bottom w:val="single" w:sz="4" w:color="E9ECEF"/>
-              <w:right w:val="single" w:sz="4" w:color="E9ECEF"/>
-            </w:tcBorders>
-          </w:tcPr>
-          <w:p>
-            <w:pPr>
-              <w:spacing w:before="40" w:after="40"/>
-            </w:pPr>
-            <w:r>
-              <w:rPr>
-                <w:rFonts w:ascii="Open Sans" w:hAnsi="Open Sans"/>
-                <w:b w:val="0"/>
-                <w:i w:val="0"/>
-                <w:color w:val="59595B"/>
-                <w:sz w:val="19"/>
-              </w:rPr>
-              <w:t>ZoomInstallerFull_6.7.2.26346_64.exe</w:t>
-            </w:r>
-          </w:p>
-        </w:tc>
-        <w:tc>
-          <w:tcPr>
-            <w:tcW w:type="dxa" w:w="1152"/>
-            <w:shd w:val="clear" w:color="auto" w:fill="F8F9FA"/>
-            <w:tcBorders>
-              <w:top w:val="single" w:sz="4" w:color="E9ECEF"/>
-              <w:left w:val="single" w:sz="4" w:color="E9ECEF"/>
-              <w:bottom w:val="single" w:sz="4" w:color="E9ECEF"/>
-              <w:right w:val="single" w:sz="4" w:color="E9ECEF"/>
-            </w:tcBorders>
-          </w:tcPr>
-          <w:p>
-            <w:pPr>
-              <w:spacing w:before="40" w:after="40"/>
-            </w:pPr>
-            <w:r>
-              <w:rPr>
-                <w:rFonts w:ascii="Open Sans" w:hAnsi="Open Sans"/>
-                <w:b w:val="0"/>
-                <w:i w:val="0"/>
-                <w:color w:val="59595B"/>
-                <w:sz w:val="19"/>
-              </w:rPr>
-              <w:t>Important</w:t>
-            </w:r>
-          </w:p>
-        </w:tc>
-        <w:tc>
-          <w:tcPr>
-            <w:tcW w:type="dxa" w:w="864"/>
-            <w:shd w:val="clear" w:color="auto" w:fill="F8F9FA"/>
-            <w:tcBorders>
-              <w:top w:val="single" w:sz="4" w:color="E9ECEF"/>
-              <w:left w:val="single" w:sz="4" w:color="E9ECEF"/>
-              <w:bottom w:val="single" w:sz="4" w:color="E9ECEF"/>
-              <w:right w:val="single" w:sz="4" w:color="E9ECEF"/>
-            </w:tcBorders>
-          </w:tcPr>
-          <w:p>
-            <w:pPr>
-              <w:spacing w:before="40" w:after="40"/>
-            </w:pPr>
-            <w:r>
-              <w:rPr>
-                <w:rFonts w:ascii="Open Sans" w:hAnsi="Open Sans"/>
-                <w:b w:val="0"/>
-                <w:i w:val="0"/>
-                <w:color w:val="59595B"/>
-                <w:sz w:val="19"/>
-              </w:rPr>
-              <w:t>8</w:t>
-            </w:r>
-          </w:p>
-        </w:tc>
-        <w:tc>
-          <w:tcPr>
-            <w:tcW w:type="dxa" w:w="1872"/>
-            <w:shd w:val="clear" w:color="auto" w:fill="F8F9FA"/>
-            <w:tcBorders>
-              <w:top w:val="single" w:sz="4" w:color="E9ECEF"/>
-              <w:left w:val="single" w:sz="4" w:color="E9ECEF"/>
-              <w:bottom w:val="single" w:sz="4" w:color="E9ECEF"/>
-              <w:right w:val="single" w:sz="4" w:color="E9ECEF"/>
-            </w:tcBorders>
-          </w:tcPr>
-          <w:p>
-            <w:pPr>
-              <w:spacing w:before="40" w:after="40"/>
-            </w:pPr>
-            <w:r>
-              <w:rPr>
-                <w:rFonts w:ascii="Open Sans" w:hAnsi="Open Sans"/>
-                <w:b w:val="0"/>
-                <w:i w:val="0"/>
-                <w:color w:val="59595B"/>
-                <w:sz w:val="19"/>
-              </w:rPr>
-              <w:t>2026-01-25 08:56 UTC</w:t>
+              <w:t xml:space="preserve">  Recommendations</w:t>
             </w:r>
           </w:p>
         </w:tc>
       </w:tr>
     </w:tbl>
+    <w:p>
+      <w:pPr>
+        <w:pStyle w:val="ListBullet"/>
+        <w:spacing w:after="80"/>
+      </w:pPr>
+      <w:r>
+        <w:rPr>
+          <w:rFonts w:ascii="Open Sans" w:hAnsi="Open Sans"/>
+          <w:b/>
+          <w:i w:val="0"/>
+          <w:color w:val="1A1A2E"/>
+          <w:sz w:val="22"/>
+        </w:rPr>
+        <w:t xml:space="preserve">Verify Wake-on-LAN is enabled fleet-wide: </w:t>
+      </w:r>
+      <w:r>
+        <w:rPr>
+          <w:rFonts w:ascii="Open Sans" w:hAnsi="Open Sans"/>
+          <w:b w:val="0"/>
+          <w:i w:val="0"/>
+          <w:color w:val="59595B"/>
+          <w:sz w:val="22"/>
+        </w:rPr>
+        <w:t>4 endpoint(s) received fewer patches than the fleet average this month, which often means the device was powered off during the patch window. Enabling WoL on these machines lets the pipeline reach them automatically during the next scheduled window.</w:t>
+      </w:r>
+    </w:p>
     <w:tbl>
       <w:tblPr>
         <w:tblW w:type="auto" w:w="0"/>
@@ -8353,7 +7955,7 @@
           <w:color w:val="59595B"/>
           <w:sz w:val="22"/>
         </w:rPr>
-        <w:t>Report generated 2026-05-02 17:37 for client 'JDH' covering January 2026 (installations between the 1st and last day of the month, UTC).</w:t>
+        <w:t>Report generated 2026-05-02 18:08 for client 'JDH' covering January 2026 (installations between the 1st and last day of the month, UTC).</w:t>
       </w:r>
     </w:p>
     <w:p>
@@ -8368,7 +7970,7 @@
           <w:color w:val="59595B"/>
           <w:sz w:val="22"/>
         </w:rPr>
-        <w:t>For questions about any item in this report, or to request a different reporting cadence, contact your Technijian account manager or open a ticket via the Client Portal.</w:t>
+        <w:t>For questions about any item in this report, or to request a different reporting cadence, email support@technijian.com.</w:t>
       </w:r>
     </w:p>
     <w:sectPr>

--- a/clients/jdh/me_ec/reports/JDH - ME EC Patch Activity - 2026-01.docx
+++ b/clients/jdh/me_ec/reports/JDH - ME EC Patch Activity - 2026-01.docx
@@ -7654,6 +7654,375 @@
                 <w:color w:val="006DB6"/>
                 <w:sz w:val="28"/>
               </w:rPr>
+              <w:t xml:space="preserve">  Year-to-Date Patch Coverage</w:t>
+            </w:r>
+          </w:p>
+        </w:tc>
+      </w:tr>
+    </w:tbl>
+    <w:p>
+      <w:pPr>
+        <w:spacing w:after="160"/>
+      </w:pPr>
+      <w:r>
+        <w:rPr>
+          <w:rFonts w:ascii="Open Sans" w:hAnsi="Open Sans"/>
+          <w:b w:val="0"/>
+          <w:i w:val="0"/>
+          <w:color w:val="59595B"/>
+          <w:sz w:val="22"/>
+        </w:rPr>
+        <w:t>Cumulative 2026 patch deployment totals through January 2026, month by month. The running totals show Technijian's protection compounding across the calendar year.</w:t>
+      </w:r>
+    </w:p>
+    <w:tbl>
+      <w:tblPr>
+        <w:tblW w:type="auto" w:w="0"/>
+        <w:tblLayout w:type="fixed"/>
+        <w:tblLook w:firstColumn="1" w:firstRow="1" w:lastColumn="0" w:lastRow="0" w:noHBand="0" w:noVBand="1" w:val="04A0"/>
+      </w:tblPr>
+      <w:tblGrid>
+        <w:gridCol w:w="1872"/>
+        <w:gridCol w:w="1872"/>
+        <w:gridCol w:w="1872"/>
+        <w:gridCol w:w="1872"/>
+        <w:gridCol w:w="1872"/>
+      </w:tblGrid>
+      <w:tr>
+        <w:tc>
+          <w:tcPr>
+            <w:tcW w:type="dxa" w:w="1728"/>
+            <w:shd w:val="clear" w:color="auto" w:fill="006DB6"/>
+            <w:tcBorders>
+              <w:top w:val="single" w:sz="4" w:color="E9ECEF"/>
+              <w:left w:val="single" w:sz="4" w:color="E9ECEF"/>
+              <w:bottom w:val="single" w:sz="4" w:color="E9ECEF"/>
+              <w:right w:val="single" w:sz="4" w:color="E9ECEF"/>
+            </w:tcBorders>
+          </w:tcPr>
+          <w:p>
+            <w:pPr>
+              <w:spacing w:before="40" w:after="40"/>
+            </w:pPr>
+            <w:r>
+              <w:rPr>
+                <w:rFonts w:ascii="Open Sans" w:hAnsi="Open Sans"/>
+                <w:b/>
+                <w:i w:val="0"/>
+                <w:color w:val="FFFFFF"/>
+                <w:sz w:val="20"/>
+              </w:rPr>
+              <w:t>Month</w:t>
+            </w:r>
+          </w:p>
+        </w:tc>
+        <w:tc>
+          <w:tcPr>
+            <w:tcW w:type="dxa" w:w="2016"/>
+            <w:shd w:val="clear" w:color="auto" w:fill="006DB6"/>
+            <w:tcBorders>
+              <w:top w:val="single" w:sz="4" w:color="E9ECEF"/>
+              <w:left w:val="single" w:sz="4" w:color="E9ECEF"/>
+              <w:bottom w:val="single" w:sz="4" w:color="E9ECEF"/>
+              <w:right w:val="single" w:sz="4" w:color="E9ECEF"/>
+            </w:tcBorders>
+          </w:tcPr>
+          <w:p>
+            <w:pPr>
+              <w:spacing w:before="40" w:after="40"/>
+            </w:pPr>
+            <w:r>
+              <w:rPr>
+                <w:rFonts w:ascii="Open Sans" w:hAnsi="Open Sans"/>
+                <w:b/>
+                <w:i w:val="0"/>
+                <w:color w:val="FFFFFF"/>
+                <w:sz w:val="20"/>
+              </w:rPr>
+              <w:t>Patches Deployed</w:t>
+            </w:r>
+          </w:p>
+        </w:tc>
+        <w:tc>
+          <w:tcPr>
+            <w:tcW w:type="dxa" w:w="1728"/>
+            <w:shd w:val="clear" w:color="auto" w:fill="006DB6"/>
+            <w:tcBorders>
+              <w:top w:val="single" w:sz="4" w:color="E9ECEF"/>
+              <w:left w:val="single" w:sz="4" w:color="E9ECEF"/>
+              <w:bottom w:val="single" w:sz="4" w:color="E9ECEF"/>
+              <w:right w:val="single" w:sz="4" w:color="E9ECEF"/>
+            </w:tcBorders>
+          </w:tcPr>
+          <w:p>
+            <w:pPr>
+              <w:spacing w:before="40" w:after="40"/>
+            </w:pPr>
+            <w:r>
+              <w:rPr>
+                <w:rFonts w:ascii="Open Sans" w:hAnsi="Open Sans"/>
+                <w:b/>
+                <w:i w:val="0"/>
+                <w:color w:val="FFFFFF"/>
+                <w:sz w:val="20"/>
+              </w:rPr>
+              <w:t>Critical Patches</w:t>
+            </w:r>
+          </w:p>
+        </w:tc>
+        <w:tc>
+          <w:tcPr>
+            <w:tcW w:type="dxa" w:w="2016"/>
+            <w:shd w:val="clear" w:color="auto" w:fill="006DB6"/>
+            <w:tcBorders>
+              <w:top w:val="single" w:sz="4" w:color="E9ECEF"/>
+              <w:left w:val="single" w:sz="4" w:color="E9ECEF"/>
+              <w:bottom w:val="single" w:sz="4" w:color="E9ECEF"/>
+              <w:right w:val="single" w:sz="4" w:color="E9ECEF"/>
+            </w:tcBorders>
+          </w:tcPr>
+          <w:p>
+            <w:pPr>
+              <w:spacing w:before="40" w:after="40"/>
+            </w:pPr>
+            <w:r>
+              <w:rPr>
+                <w:rFonts w:ascii="Open Sans" w:hAnsi="Open Sans"/>
+                <w:b/>
+                <w:i w:val="0"/>
+                <w:color w:val="FFFFFF"/>
+                <w:sz w:val="20"/>
+              </w:rPr>
+              <w:t>Endpoints Patched</w:t>
+            </w:r>
+          </w:p>
+        </w:tc>
+        <w:tc>
+          <w:tcPr>
+            <w:tcW w:type="dxa" w:w="1440"/>
+            <w:shd w:val="clear" w:color="auto" w:fill="006DB6"/>
+            <w:tcBorders>
+              <w:top w:val="single" w:sz="4" w:color="E9ECEF"/>
+              <w:left w:val="single" w:sz="4" w:color="E9ECEF"/>
+              <w:bottom w:val="single" w:sz="4" w:color="E9ECEF"/>
+              <w:right w:val="single" w:sz="4" w:color="E9ECEF"/>
+            </w:tcBorders>
+          </w:tcPr>
+          <w:p>
+            <w:pPr>
+              <w:spacing w:before="40" w:after="40"/>
+            </w:pPr>
+            <w:r>
+              <w:rPr>
+                <w:rFonts w:ascii="Open Sans" w:hAnsi="Open Sans"/>
+                <w:b/>
+                <w:i w:val="0"/>
+                <w:color w:val="FFFFFF"/>
+                <w:sz w:val="20"/>
+              </w:rPr>
+              <w:t>YTD Total</w:t>
+            </w:r>
+          </w:p>
+        </w:tc>
+      </w:tr>
+      <w:tr>
+        <w:tc>
+          <w:tcPr>
+            <w:tcW w:type="dxa" w:w="1728"/>
+            <w:tcBorders>
+              <w:top w:val="single" w:sz="4" w:color="E9ECEF"/>
+              <w:left w:val="single" w:sz="4" w:color="E9ECEF"/>
+              <w:bottom w:val="single" w:sz="4" w:color="E9ECEF"/>
+              <w:right w:val="single" w:sz="4" w:color="E9ECEF"/>
+            </w:tcBorders>
+          </w:tcPr>
+          <w:p>
+            <w:pPr>
+              <w:spacing w:before="40" w:after="40"/>
+            </w:pPr>
+            <w:r>
+              <w:rPr>
+                <w:rFonts w:ascii="Open Sans" w:hAnsi="Open Sans"/>
+                <w:b w:val="0"/>
+                <w:i w:val="0"/>
+                <w:color w:val="59595B"/>
+                <w:sz w:val="19"/>
+              </w:rPr>
+              <w:t>January</w:t>
+            </w:r>
+          </w:p>
+        </w:tc>
+        <w:tc>
+          <w:tcPr>
+            <w:tcW w:type="dxa" w:w="2016"/>
+            <w:tcBorders>
+              <w:top w:val="single" w:sz="4" w:color="E9ECEF"/>
+              <w:left w:val="single" w:sz="4" w:color="E9ECEF"/>
+              <w:bottom w:val="single" w:sz="4" w:color="E9ECEF"/>
+              <w:right w:val="single" w:sz="4" w:color="E9ECEF"/>
+            </w:tcBorders>
+          </w:tcPr>
+          <w:p>
+            <w:pPr>
+              <w:spacing w:before="40" w:after="40"/>
+            </w:pPr>
+            <w:r>
+              <w:rPr>
+                <w:rFonts w:ascii="Open Sans" w:hAnsi="Open Sans"/>
+                <w:b w:val="0"/>
+                <w:i w:val="0"/>
+                <w:color w:val="59595B"/>
+                <w:sz w:val="19"/>
+              </w:rPr>
+              <w:t>149</w:t>
+            </w:r>
+          </w:p>
+        </w:tc>
+        <w:tc>
+          <w:tcPr>
+            <w:tcW w:type="dxa" w:w="1728"/>
+            <w:tcBorders>
+              <w:top w:val="single" w:sz="4" w:color="E9ECEF"/>
+              <w:left w:val="single" w:sz="4" w:color="E9ECEF"/>
+              <w:bottom w:val="single" w:sz="4" w:color="E9ECEF"/>
+              <w:right w:val="single" w:sz="4" w:color="E9ECEF"/>
+            </w:tcBorders>
+          </w:tcPr>
+          <w:p>
+            <w:pPr>
+              <w:spacing w:before="40" w:after="40"/>
+            </w:pPr>
+            <w:r>
+              <w:rPr>
+                <w:rFonts w:ascii="Open Sans" w:hAnsi="Open Sans"/>
+                <w:b w:val="0"/>
+                <w:i w:val="0"/>
+                <w:color w:val="59595B"/>
+                <w:sz w:val="19"/>
+              </w:rPr>
+              <w:t>0</w:t>
+            </w:r>
+          </w:p>
+        </w:tc>
+        <w:tc>
+          <w:tcPr>
+            <w:tcW w:type="dxa" w:w="2016"/>
+            <w:tcBorders>
+              <w:top w:val="single" w:sz="4" w:color="E9ECEF"/>
+              <w:left w:val="single" w:sz="4" w:color="E9ECEF"/>
+              <w:bottom w:val="single" w:sz="4" w:color="E9ECEF"/>
+              <w:right w:val="single" w:sz="4" w:color="E9ECEF"/>
+            </w:tcBorders>
+          </w:tcPr>
+          <w:p>
+            <w:pPr>
+              <w:spacing w:before="40" w:after="40"/>
+            </w:pPr>
+            <w:r>
+              <w:rPr>
+                <w:rFonts w:ascii="Open Sans" w:hAnsi="Open Sans"/>
+                <w:b w:val="0"/>
+                <w:i w:val="0"/>
+                <w:color w:val="59595B"/>
+                <w:sz w:val="19"/>
+              </w:rPr>
+              <w:t>24</w:t>
+            </w:r>
+          </w:p>
+        </w:tc>
+        <w:tc>
+          <w:tcPr>
+            <w:tcW w:type="dxa" w:w="1440"/>
+            <w:tcBorders>
+              <w:top w:val="single" w:sz="4" w:color="E9ECEF"/>
+              <w:left w:val="single" w:sz="4" w:color="E9ECEF"/>
+              <w:bottom w:val="single" w:sz="4" w:color="E9ECEF"/>
+              <w:right w:val="single" w:sz="4" w:color="E9ECEF"/>
+            </w:tcBorders>
+          </w:tcPr>
+          <w:p>
+            <w:pPr>
+              <w:spacing w:before="40" w:after="40"/>
+            </w:pPr>
+            <w:r>
+              <w:rPr>
+                <w:rFonts w:ascii="Open Sans" w:hAnsi="Open Sans"/>
+                <w:b w:val="0"/>
+                <w:i w:val="0"/>
+                <w:color w:val="59595B"/>
+                <w:sz w:val="19"/>
+              </w:rPr>
+              <w:t>149</w:t>
+            </w:r>
+          </w:p>
+        </w:tc>
+      </w:tr>
+    </w:tbl>
+    <w:p>
+      <w:pPr>
+        <w:spacing w:after="160"/>
+      </w:pPr>
+      <w:r>
+        <w:rPr>
+          <w:rFonts w:ascii="Open Sans" w:hAnsi="Open Sans"/>
+          <w:b/>
+          <w:i w:val="0"/>
+          <w:color w:val="1A1A2E"/>
+          <w:sz w:val="22"/>
+        </w:rPr>
+        <w:t>Through January 2026, Technijian has deployed 149 patches year-to-date — including 0 Critical-severity vulnerabilities closed.</w:t>
+      </w:r>
+    </w:p>
+    <w:tbl>
+      <w:tblPr>
+        <w:tblW w:type="auto" w:w="0"/>
+        <w:tblLayout w:type="fixed"/>
+        <w:tblLook w:firstColumn="1" w:firstRow="1" w:lastColumn="0" w:lastRow="0" w:noHBand="0" w:noVBand="1" w:val="04A0"/>
+      </w:tblPr>
+      <w:tblGrid>
+        <w:gridCol w:w="94"/>
+        <w:gridCol w:w="8976"/>
+      </w:tblGrid>
+      <w:tr>
+        <w:tc>
+          <w:tcPr>
+            <w:tcW w:type="dxa" w:w="94"/>
+            <w:shd w:val="clear" w:color="auto" w:fill="006DB6"/>
+            <w:tcBorders>
+              <w:top w:val="nil"/>
+              <w:left w:val="nil"/>
+              <w:bottom w:val="nil"/>
+              <w:right w:val="nil"/>
+              <w:insideH w:val="nil"/>
+              <w:insideV w:val="nil"/>
+            </w:tcBorders>
+          </w:tcPr>
+          <w:p/>
+        </w:tc>
+        <w:tc>
+          <w:tcPr>
+            <w:tcW w:type="dxa" w:w="8976"/>
+            <w:tcBorders>
+              <w:top w:val="nil"/>
+              <w:left w:val="nil"/>
+              <w:bottom w:val="nil"/>
+              <w:right w:val="nil"/>
+              <w:insideH w:val="nil"/>
+              <w:insideV w:val="nil"/>
+            </w:tcBorders>
+          </w:tcPr>
+          <w:p>
+            <w:pPr>
+              <w:spacing w:before="80" w:after="80"/>
+            </w:pPr>
+            <w:r>
+              <w:rPr>
+                <w:rFonts w:ascii="Open Sans" w:hAnsi="Open Sans"/>
+                <w:b/>
+                <w:i w:val="0"/>
+                <w:color w:val="006DB6"/>
+                <w:sz w:val="28"/>
+              </w:rPr>
               <w:t xml:space="preserve">  What Technijian Did For You</w:t>
             </w:r>
           </w:p>
@@ -7840,6 +8209,219 @@
                 <w:color w:val="006DB6"/>
                 <w:sz w:val="28"/>
               </w:rPr>
+              <w:t xml:space="preserve">  Industry News &amp; Vendor Innovations</w:t>
+            </w:r>
+          </w:p>
+        </w:tc>
+      </w:tr>
+    </w:tbl>
+    <w:p>
+      <w:pPr>
+        <w:spacing w:after="160"/>
+      </w:pPr>
+      <w:r>
+        <w:rPr>
+          <w:rFonts w:ascii="Open Sans" w:hAnsi="Open Sans"/>
+          <w:b w:val="0"/>
+          <w:i w:val="0"/>
+          <w:color w:val="59595B"/>
+          <w:sz w:val="22"/>
+        </w:rPr>
+        <w:t>ManageEngine announced no major platform changes this month. Routine detection-content updates and sensor improvements continued to roll out automatically. Technijian tracks ManageEngine's release notes monthly so future updates land in this section as they're published.</w:t>
+      </w:r>
+    </w:p>
+    <w:tbl>
+      <w:tblPr>
+        <w:tblW w:type="auto" w:w="0"/>
+        <w:tblLayout w:type="fixed"/>
+        <w:tblLook w:firstColumn="1" w:firstRow="1" w:lastColumn="0" w:lastRow="0" w:noHBand="0" w:noVBand="1" w:val="04A0"/>
+      </w:tblPr>
+      <w:tblGrid>
+        <w:gridCol w:w="94"/>
+        <w:gridCol w:w="8976"/>
+      </w:tblGrid>
+      <w:tr>
+        <w:tc>
+          <w:tcPr>
+            <w:tcW w:type="dxa" w:w="94"/>
+            <w:shd w:val="clear" w:color="auto" w:fill="006DB6"/>
+            <w:tcBorders>
+              <w:top w:val="nil"/>
+              <w:left w:val="nil"/>
+              <w:bottom w:val="nil"/>
+              <w:right w:val="nil"/>
+              <w:insideH w:val="nil"/>
+              <w:insideV w:val="nil"/>
+            </w:tcBorders>
+          </w:tcPr>
+          <w:p/>
+        </w:tc>
+        <w:tc>
+          <w:tcPr>
+            <w:tcW w:type="dxa" w:w="8976"/>
+            <w:tcBorders>
+              <w:top w:val="nil"/>
+              <w:left w:val="nil"/>
+              <w:bottom w:val="nil"/>
+              <w:right w:val="nil"/>
+              <w:insideH w:val="nil"/>
+              <w:insideV w:val="nil"/>
+            </w:tcBorders>
+          </w:tcPr>
+          <w:p>
+            <w:pPr>
+              <w:spacing w:before="80" w:after="80"/>
+            </w:pPr>
+            <w:r>
+              <w:rPr>
+                <w:rFonts w:ascii="Open Sans" w:hAnsi="Open Sans"/>
+                <w:b/>
+                <w:i w:val="0"/>
+                <w:color w:val="006DB6"/>
+                <w:sz w:val="28"/>
+              </w:rPr>
+              <w:t xml:space="preserve">  Compliance Alignment</w:t>
+            </w:r>
+          </w:p>
+        </w:tc>
+      </w:tr>
+    </w:tbl>
+    <w:p>
+      <w:pPr>
+        <w:spacing w:after="160"/>
+      </w:pPr>
+      <w:r>
+        <w:rPr>
+          <w:rFonts w:ascii="Open Sans" w:hAnsi="Open Sans"/>
+          <w:b w:val="0"/>
+          <w:i w:val="0"/>
+          <w:color w:val="59595B"/>
+          <w:sz w:val="22"/>
+        </w:rPr>
+        <w:t>This client's industry classification is General Business. Based on that classification, the data Technijian's stack is helping protect is most likely characterized as: Customer / employee PII.</w:t>
+      </w:r>
+    </w:p>
+    <w:p>
+      <w:pPr>
+        <w:spacing w:after="160"/>
+      </w:pPr>
+      <w:r>
+        <w:rPr>
+          <w:rFonts w:ascii="Open Sans" w:hAnsi="Open Sans"/>
+          <w:b w:val="0"/>
+          <w:i w:val="0"/>
+          <w:color w:val="59595B"/>
+          <w:sz w:val="21"/>
+        </w:rPr>
+        <w:t>No clear industry signal in the client name — defaulting to general California business privacy law (CCPA) for any California-resident data the client processes. Tech can override the industry / compliance scope by editing this file.</w:t>
+      </w:r>
+    </w:p>
+    <w:p>
+      <w:pPr>
+        <w:spacing w:after="160"/>
+      </w:pPr>
+      <w:r>
+        <w:rPr>
+          <w:rFonts w:ascii="Open Sans" w:hAnsi="Open Sans"/>
+          <w:b/>
+          <w:i w:val="0"/>
+          <w:color w:val="1A1A2E"/>
+          <w:sz w:val="22"/>
+        </w:rPr>
+        <w:t>How Technijian's monitoring stack supports each framework:</w:t>
+      </w:r>
+    </w:p>
+    <w:p>
+      <w:pPr>
+        <w:pStyle w:val="ListBullet"/>
+        <w:spacing w:after="80"/>
+      </w:pPr>
+      <w:r>
+        <w:rPr>
+          <w:rFonts w:ascii="Open Sans" w:hAnsi="Open Sans"/>
+          <w:b/>
+          <w:i w:val="0"/>
+          <w:color w:val="1A1A2E"/>
+          <w:sz w:val="22"/>
+        </w:rPr>
+        <w:t xml:space="preserve">California CCPA: </w:t>
+      </w:r>
+      <w:r>
+        <w:rPr>
+          <w:rFonts w:ascii="Open Sans" w:hAnsi="Open Sans"/>
+          <w:b w:val="0"/>
+          <w:i w:val="0"/>
+          <w:color w:val="59595B"/>
+          <w:sz w:val="22"/>
+        </w:rPr>
+        <w:t>breach-detection and incident-response capabilities support CCPA §1798.150 reasonable-security obligations and the 72-hour notification window for incidents involving California-resident PII.</w:t>
+      </w:r>
+    </w:p>
+    <w:p>
+      <w:pPr>
+        <w:spacing w:after="160"/>
+      </w:pPr>
+      <w:r>
+        <w:rPr>
+          <w:rFonts w:ascii="Open Sans" w:hAnsi="Open Sans"/>
+          <w:b w:val="0"/>
+          <w:i w:val="0"/>
+          <w:color w:val="59595B"/>
+          <w:sz w:val="19"/>
+        </w:rPr>
+        <w:t>This classification was generated automatically from the client's name and contact-domain signals. If the industry or compliance scope shown here doesn't match your operations, please reply to this report and we'll update the classification — Technijian's team can also produce a deeper compliance-posture report on request.</w:t>
+      </w:r>
+    </w:p>
+    <w:tbl>
+      <w:tblPr>
+        <w:tblW w:type="auto" w:w="0"/>
+        <w:tblLayout w:type="fixed"/>
+        <w:tblLook w:firstColumn="1" w:firstRow="1" w:lastColumn="0" w:lastRow="0" w:noHBand="0" w:noVBand="1" w:val="04A0"/>
+      </w:tblPr>
+      <w:tblGrid>
+        <w:gridCol w:w="94"/>
+        <w:gridCol w:w="8976"/>
+      </w:tblGrid>
+      <w:tr>
+        <w:tc>
+          <w:tcPr>
+            <w:tcW w:type="dxa" w:w="94"/>
+            <w:shd w:val="clear" w:color="auto" w:fill="006DB6"/>
+            <w:tcBorders>
+              <w:top w:val="nil"/>
+              <w:left w:val="nil"/>
+              <w:bottom w:val="nil"/>
+              <w:right w:val="nil"/>
+              <w:insideH w:val="nil"/>
+              <w:insideV w:val="nil"/>
+            </w:tcBorders>
+          </w:tcPr>
+          <w:p/>
+        </w:tc>
+        <w:tc>
+          <w:tcPr>
+            <w:tcW w:type="dxa" w:w="8976"/>
+            <w:tcBorders>
+              <w:top w:val="nil"/>
+              <w:left w:val="nil"/>
+              <w:bottom w:val="nil"/>
+              <w:right w:val="nil"/>
+              <w:insideH w:val="nil"/>
+              <w:insideV w:val="nil"/>
+            </w:tcBorders>
+          </w:tcPr>
+          <w:p>
+            <w:pPr>
+              <w:spacing w:before="80" w:after="80"/>
+            </w:pPr>
+            <w:r>
+              <w:rPr>
+                <w:rFonts w:ascii="Open Sans" w:hAnsi="Open Sans"/>
+                <w:b/>
+                <w:i w:val="0"/>
+                <w:color w:val="006DB6"/>
+                <w:sz w:val="28"/>
+              </w:rPr>
               <w:t xml:space="preserve">  Recommendations</w:t>
             </w:r>
           </w:p>
@@ -7955,7 +8537,7 @@
           <w:color w:val="59595B"/>
           <w:sz w:val="22"/>
         </w:rPr>
-        <w:t>Report generated 2026-05-02 18:08 for client 'JDH' covering January 2026 (installations between the 1st and last day of the month, UTC).</w:t>
+        <w:t>Report generated 2026-05-02 19:02 for client 'JDH' covering January 2026 (installations between the 1st and last day of the month, UTC).</w:t>
       </w:r>
     </w:p>
     <w:p>

--- a/clients/jdh/me_ec/reports/JDH - ME EC Patch Activity - 2026-01.docx
+++ b/clients/jdh/me_ec/reports/JDH - ME EC Patch Activity - 2026-01.docx
@@ -8159,6 +8159,132 @@
         <w:t>patch scan health, deployment status, distribution server connectivity, and endpoint check-in were all under continuous monitoring throughout the month.</w:t>
       </w:r>
     </w:p>
+    <w:p>
+      <w:pPr>
+        <w:spacing w:after="160"/>
+      </w:pPr>
+      <w:r>
+        <w:rPr>
+          <w:rFonts w:ascii="Open Sans" w:hAnsi="Open Sans"/>
+          <w:b/>
+          <w:i w:val="0"/>
+          <w:color w:val="1A1A2E"/>
+          <w:sz w:val="24"/>
+        </w:rPr>
+        <w:t>Specific work delivered this month</w:t>
+      </w:r>
+    </w:p>
+    <w:p>
+      <w:pPr>
+        <w:spacing w:after="160"/>
+      </w:pPr>
+      <w:r>
+        <w:rPr>
+          <w:rFonts w:ascii="Open Sans" w:hAnsi="Open Sans"/>
+          <w:b w:val="0"/>
+          <w:i w:val="0"/>
+          <w:color w:val="59595B"/>
+          <w:sz w:val="22"/>
+        </w:rPr>
+        <w:t>These items are pulled directly from the time entries and tickets logged by Technijian's team during the period — actual work, not estimates.</w:t>
+      </w:r>
+    </w:p>
+    <w:p>
+      <w:pPr>
+        <w:pStyle w:val="ListBullet"/>
+        <w:spacing w:after="80"/>
+      </w:pPr>
+      <w:r>
+        <w:rPr>
+          <w:rFonts w:ascii="Open Sans" w:hAnsi="Open Sans"/>
+          <w:b w:val="0"/>
+          <w:i w:val="0"/>
+          <w:color w:val="59595B"/>
+          <w:sz w:val="22"/>
+        </w:rPr>
+        <w:t>DESKTOP-KND184L : Disk cleaned up and patch update (handled by S. Kumar Sharma) — 0.6h of tech effort</w:t>
+      </w:r>
+    </w:p>
+    <w:p>
+      <w:pPr>
+        <w:pStyle w:val="ListBullet"/>
+        <w:spacing w:after="80"/>
+      </w:pPr>
+      <w:r>
+        <w:rPr>
+          <w:rFonts w:ascii="Open Sans" w:hAnsi="Open Sans"/>
+          <w:b w:val="0"/>
+          <w:i w:val="0"/>
+          <w:color w:val="59595B"/>
+          <w:sz w:val="22"/>
+        </w:rPr>
+        <w:t>Update Missing patch on the computer JDH-REMOT-PC-01 (handled by S. Kumar) — 0.4h of tech effort</w:t>
+      </w:r>
+    </w:p>
+    <w:p>
+      <w:pPr>
+        <w:pStyle w:val="ListBullet"/>
+        <w:spacing w:after="80"/>
+      </w:pPr>
+      <w:r>
+        <w:rPr>
+          <w:rFonts w:ascii="Open Sans" w:hAnsi="Open Sans"/>
+          <w:b w:val="0"/>
+          <w:i w:val="0"/>
+          <w:color w:val="59595B"/>
+          <w:sz w:val="22"/>
+        </w:rPr>
+        <w:t>Verify machines from manage engine with My remote portal for JDH (handled by S. Sharma) — 0.4h of tech effort</w:t>
+      </w:r>
+    </w:p>
+    <w:p>
+      <w:pPr>
+        <w:pStyle w:val="ListBullet"/>
+        <w:spacing w:after="80"/>
+      </w:pPr>
+      <w:r>
+        <w:rPr>
+          <w:rFonts w:ascii="Open Sans" w:hAnsi="Open Sans"/>
+          <w:b w:val="0"/>
+          <w:i w:val="0"/>
+          <w:color w:val="59595B"/>
+          <w:sz w:val="22"/>
+        </w:rPr>
+        <w:t>DESKTOP-9SRRKTH,DESKTOP-ED8O2CQ,JDH-HQ-PC-03,JDH-HQ-PC-05, -Missing Patches Deployed (handled by R. Uniyal) — 1.0h of tech effort</w:t>
+      </w:r>
+    </w:p>
+    <w:p>
+      <w:pPr>
+        <w:pStyle w:val="ListBullet"/>
+        <w:spacing w:after="80"/>
+      </w:pPr>
+      <w:r>
+        <w:rPr>
+          <w:rFonts w:ascii="Open Sans" w:hAnsi="Open Sans"/>
+          <w:b w:val="0"/>
+          <w:i w:val="0"/>
+          <w:color w:val="59595B"/>
+          <w:sz w:val="22"/>
+        </w:rPr>
+        <w:t>Systems pending for updates and reboot after APD (handled by A. Saraf) — 1.0h of tech effort</w:t>
+      </w:r>
+    </w:p>
+    <w:p>
+      <w:pPr>
+        <w:pStyle w:val="ListBullet"/>
+        <w:spacing w:after="80"/>
+      </w:pPr>
+      <w:r>
+        <w:rPr>
+          <w:rFonts w:ascii="Open Sans" w:hAnsi="Open Sans"/>
+          <w:b w:val="0"/>
+          <w:i w:val="0"/>
+          <w:color w:val="59595B"/>
+          <w:sz w:val="22"/>
+        </w:rPr>
+        <w:t>Manage engine agent not syncing with portal on machines DESKTOP-8QP97UG, JDH-HQ-AD-01,JDH-HQ-PC-05,JDH-HQ-PC-02 (handled by S. Sharma) — 0.9h of tech effort</w:t>
+      </w:r>
+    </w:p>
     <w:tbl>
       <w:tblPr>
         <w:tblW w:type="auto" w:w="0"/>
@@ -8537,7 +8663,7 @@
           <w:color w:val="59595B"/>
           <w:sz w:val="22"/>
         </w:rPr>
-        <w:t>Report generated 2026-05-02 19:02 for client 'JDH' covering January 2026 (installations between the 1st and last day of the month, UTC).</w:t>
+        <w:t>Report generated 2026-05-02 20:00 for client 'JDH' covering January 2026 (installations between the 1st and last day of the month, UTC).</w:t>
       </w:r>
     </w:p>
     <w:p>
